--- a/CT60A5401 Game Development Project/Game Design Document-assignment (AutoRecovered).docx
+++ b/CT60A5401 Game Development Project/Game Design Document-assignment (AutoRecovered).docx
@@ -371,15 +371,33 @@
           <w:szCs w:val="24"/>
         </w:rPr>
       </w:pPr>
-      <w:r>
-        <w:rPr>
-          <w:b/>
-          <w:bCs/>
-          <w:color w:val="404040"/>
-          <w:sz w:val="24"/>
-          <w:szCs w:val="24"/>
-        </w:rPr>
-        <w:lastRenderedPageBreak/>
+    </w:p>
+    <w:p>
+      <w:pPr>
+        <w:pBdr>
+          <w:top w:val="nil"/>
+          <w:left w:val="nil"/>
+          <w:bottom w:val="nil"/>
+          <w:right w:val="nil"/>
+          <w:between w:val="nil"/>
+        </w:pBdr>
+        <w:spacing w:before="240" w:after="40" w:line="216" w:lineRule="auto"/>
+        <w:rPr>
+          <w:b/>
+          <w:bCs/>
+          <w:color w:val="404040"/>
+          <w:sz w:val="24"/>
+          <w:szCs w:val="24"/>
+        </w:rPr>
+      </w:pPr>
+      <w:r>
+        <w:rPr>
+          <w:b/>
+          <w:bCs/>
+          <w:color w:val="404040"/>
+          <w:sz w:val="24"/>
+          <w:szCs w:val="24"/>
+        </w:rPr>
         <w:t>Short summary of applied tools and link to project 1 video</w:t>
       </w:r>
     </w:p>
